--- a/legislation/carnet/carnet-eleve-P2.docx
+++ b/legislation/carnet/carnet-eleve-P2.docx
@@ -25,7 +25,7 @@
                     </pic:cNvPicPr>
                   </pic:nvPicPr>
                   <pic:blipFill>
-                    <a:blip r:embed="rId29" cstate="none"/>
+                    <a:blip r:embed="rId31" cstate="none"/>
                     <a:srcRect/>
                     <a:stretch>
                       <a:fillRect/>
@@ -1660,7 +1660,7 @@
                 <w:sz w:val="28"/>
                 <w:szCs w:val="28"/>
               </w:rPr>
-              <w:t xml:space="preserve">La directrice vous demande de « remettre la même chose », puisque le fluide fonctionne depuis des années. Elle a entendu dire que « les fluides vont disparaître » et voudrait comprendre ce qui se passe avant de signer. Vous savez que le règlement (UE) 2024/573 réduit l'enveloppe de HFC mise sur le marché, que le R-404A est à fort PRP, et que ce n'est pas le poids de fluide, mais sa valeur en tonnes équivalent CO₂, qui déclenche les obligations. Votre responsable vous demande une note de conseil avant le rendez-vous.</w:t>
+              <w:t xml:space="preserve">La directrice vous demande de « remettre la même chose », puisque le fluide fonctionne depuis des années. Elle a entendu dire que « les fluides vont disparaître » et voudrait comprendre ce qui se passe avant de signer. Vous savez que le règlement (UE) 2024/573 réduit l'enveloppe de HFC mise sur le marché, que le R-404A est à fort PRP, et que les contrôles dépendent du fluide, de la charge, des seuils et des exemptions du texte. Votre responsable vous demande une note de conseil avant le rendez-vous.</w:t>
             </w:r>
           </w:p>
         </w:tc>
@@ -1754,7 +1754,7 @@
           <w:sz w:val="28"/>
           <w:szCs w:val="28"/>
         </w:rPr>
-        <w:t xml:space="preserve">Ma pièce : je la prépare ici, puis je la rends</w:t>
+        <w:t xml:space="preserve">Ma pièce : brouillon ici, feuille jointe si nécessaire</w:t>
       </w:r>
     </w:p>
     <w:tbl>
@@ -2053,7 +2053,7 @@
                           </pic:cNvPicPr>
                         </pic:nvPicPr>
                         <pic:blipFill>
-                          <a:blip r:embed="rId30" cstate="none"/>
+                          <a:blip r:embed="rId32" cstate="none"/>
                           <a:srcRect/>
                           <a:stretch>
                             <a:fillRect/>
@@ -2604,7 +2604,7 @@
           <w:sz w:val="28"/>
           <w:szCs w:val="28"/>
         </w:rPr>
-        <w:t xml:space="preserve">Écrivez la formule qui convertit une charge en tonnes équivalent CO₂. Pourquoi est-ce cette valeur, et non le poids, qui compte ? </w:t>
+        <w:t xml:space="preserve">Comment convertir une charge de HFC en tonnes équivalent CO₂ ? Cela suffit-il à déterminer les contrôles ? </w:t>
       </w:r>
       <w:r>
         <w:rPr>
@@ -2905,7 +2905,7 @@
                 <w:sz w:val="28"/>
                 <w:szCs w:val="28"/>
               </w:rPr>
-              <w:t xml:space="preserve">Une installation de 12 kg de R-410A (PRP 2088), à comparer avec la même charge de R-32 (PRP 675). Calculez la valeur en tonnes équivalent CO₂ de chacune, puis dites laquelle a le plus d'obligations et pourquoi.</w:t>
+              <w:t xml:space="preserve">Deux installations fixes non hermétiques, sans système de détection : 12 kg de R-410A (PRP 2088) et 12 kg de R-32 (PRP 675). Calculez les t éq. CO₂. L’article 5 prévoit 12 mois entre contrôles dans la tranche de 5 à moins de 50 t éq. CO₂ : les fréquences diffèrent-elles ?</w:t>
             </w:r>
           </w:p>
           <w:p>
@@ -3417,7 +3417,7 @@
           <w:sz w:val="28"/>
           <w:szCs w:val="28"/>
         </w:rPr>
-        <w:t xml:space="preserve">Ma pièce : je la prépare ici, puis je la rends</w:t>
+        <w:t xml:space="preserve">Ma pièce : brouillon ici, feuille jointe si nécessaire</w:t>
       </w:r>
     </w:p>
     <w:tbl>
@@ -3716,7 +3716,7 @@
                           </pic:cNvPicPr>
                         </pic:nvPicPr>
                         <pic:blipFill>
-                          <a:blip r:embed="rId31" cstate="none"/>
+                          <a:blip r:embed="rId33" cstate="none"/>
                           <a:srcRect/>
                           <a:stretch>
                             <a:fillRect/>
@@ -5154,7 +5154,7 @@
           <w:sz w:val="28"/>
           <w:szCs w:val="28"/>
         </w:rPr>
-        <w:t xml:space="preserve">Ma pièce : je la prépare ici, puis je la rends</w:t>
+        <w:t xml:space="preserve">Ma pièce : brouillon ici, feuille jointe si nécessaire</w:t>
       </w:r>
     </w:p>
     <w:tbl>
@@ -5491,7 +5491,7 @@
                           </pic:cNvPicPr>
                         </pic:nvPicPr>
                         <pic:blipFill>
-                          <a:blip r:embed="rId32" cstate="none"/>
+                          <a:blip r:embed="rId34" cstate="none"/>
                           <a:srcRect/>
                           <a:stretch>
                             <a:fillRect/>
@@ -6883,7 +6883,7 @@
           <w:sz w:val="28"/>
           <w:szCs w:val="28"/>
         </w:rPr>
-        <w:t xml:space="preserve">Ma pièce : je la prépare ici, puis je la rends</w:t>
+        <w:t xml:space="preserve">Ma pièce : brouillon ici, feuille jointe si nécessaire</w:t>
       </w:r>
     </w:p>
     <w:tbl>
@@ -7182,7 +7182,7 @@
                           </pic:cNvPicPr>
                         </pic:nvPicPr>
                         <pic:blipFill>
-                          <a:blip r:embed="rId33" cstate="none"/>
+                          <a:blip r:embed="rId35" cstate="none"/>
                           <a:srcRect/>
                           <a:stretch>
                             <a:fillRect/>
@@ -8559,7 +8559,7 @@
                 <w:sz w:val="28"/>
                 <w:szCs w:val="28"/>
               </w:rPr>
-              <w:t xml:space="preserve">Une note d'une page : un tableau « équipement du circuit / dans le champ de la directive ? / pourquoi » sur cinq lignes (bouteille, réservoir, séparateur d'huile, condenseur côté haute pression, tuyauterie), et trois phrases sur la PS.</w:t>
+              <w:t xml:space="preserve">Une note : distinguer réservoir fixe, séparateur, échangeur, tuyauterie et bouteille transportable. Identifier les documents nécessaires pour conclure sur le champ et la catégorie, sans inventer une plaque. Expliquer le rôle de PS.</w:t>
             </w:r>
           </w:p>
         </w:tc>
@@ -8583,7 +8583,7 @@
           <w:sz w:val="28"/>
           <w:szCs w:val="28"/>
         </w:rPr>
-        <w:t xml:space="preserve">Ma pièce : je la prépare ici, puis je la rends</w:t>
+        <w:t xml:space="preserve">Ma pièce : brouillon ici, feuille jointe si nécessaire</w:t>
       </w:r>
     </w:p>
     <w:tbl>
@@ -8882,7 +8882,7 @@
                           </pic:cNvPicPr>
                         </pic:nvPicPr>
                         <pic:blipFill>
-                          <a:blip r:embed="rId34" cstate="none"/>
+                          <a:blip r:embed="rId36" cstate="none"/>
                           <a:srcRect/>
                           <a:stretch>
                             <a:fillRect/>
@@ -9801,7 +9801,7 @@
                 <w:sz w:val="28"/>
                 <w:szCs w:val="28"/>
               </w:rPr>
-              <w:t xml:space="preserve">Le seuil d'entrée dans le champ se lit dans le texte en vigueur, en croisant la pression avec le volume (ou le diamètre pour une tuyauterie).     </w:t>
+              <w:t xml:space="preserve">L’entrée dans le champ et le classement en catégorie sont deux vérifications distinctes.     </w:t>
             </w:r>
             <w:r>
               <w:rPr>
@@ -9827,7 +9827,7 @@
                 <w:sz w:val="28"/>
                 <w:szCs w:val="28"/>
               </w:rPr>
-              <w:t xml:space="preserve">Marquage CE, déclaration de conformité, notice et accessoires de sécurité sont facultatifs.     </w:t>
+              <w:t xml:space="preserve">Tout équipement dans le champ doit porter le marquage CE au titre de la DESP, même aux règles de l’art.     </w:t>
             </w:r>
             <w:r>
               <w:rPr>
@@ -10320,7 +10320,7 @@
           <w:sz w:val="28"/>
           <w:szCs w:val="28"/>
         </w:rPr>
-        <w:t xml:space="preserve">Ma pièce : je la prépare ici, puis je la rends</w:t>
+        <w:t xml:space="preserve">Ma pièce : brouillon ici, feuille jointe si nécessaire</w:t>
       </w:r>
     </w:p>
     <w:tbl>
@@ -10657,7 +10657,7 @@
                           </pic:cNvPicPr>
                         </pic:nvPicPr>
                         <pic:blipFill>
-                          <a:blip r:embed="rId35" cstate="none"/>
+                          <a:blip r:embed="rId37" cstate="none"/>
                           <a:srcRect/>
                           <a:stretch>
                             <a:fillRect/>
@@ -11533,7 +11533,7 @@
                 <w:sz w:val="28"/>
                 <w:szCs w:val="28"/>
               </w:rPr>
-              <w:t xml:space="preserve">Un fluide inflammable ou toxique au sens de la norme NF EN 378 relève du groupe 1 de la DESP.</w:t>
+              <w:t xml:space="preserve">Le groupe DESP se vérifie avec les classes et catégories CLP visées par le texte, sans équivalence automatique avec NF EN 378.</w:t>
             </w:r>
           </w:p>
           <w:p>
@@ -11581,7 +11581,7 @@
                 <w:sz w:val="28"/>
                 <w:szCs w:val="28"/>
               </w:rPr>
-              <w:t xml:space="preserve">Le marquage CE, la déclaration de conformité, la notice et les accessoires de sécurité accompagnent l'équipement conforme.</w:t>
+              <w:t xml:space="preserve">Pour un équipement de catégorie I à IV, vérifier le marquage CE, la déclaration, la notice et les protections applicables.</w:t>
             </w:r>
           </w:p>
           <w:p>
@@ -12049,7 +12049,7 @@
           <w:sz w:val="28"/>
           <w:szCs w:val="28"/>
         </w:rPr>
-        <w:t xml:space="preserve">Ma pièce : je la prépare ici, puis je la rends</w:t>
+        <w:t xml:space="preserve">Ma pièce : brouillon ici, feuille jointe si nécessaire</w:t>
       </w:r>
     </w:p>
     <w:tbl>
@@ -12386,7 +12386,7 @@
                           </pic:cNvPicPr>
                         </pic:nvPicPr>
                         <pic:blipFill>
-                          <a:blip r:embed="rId36" cstate="none"/>
+                          <a:blip r:embed="rId38" cstate="none"/>
                           <a:srcRect/>
                           <a:stretch>
                             <a:fillRect/>
@@ -13780,7 +13780,7 @@
           <w:sz w:val="28"/>
           <w:szCs w:val="28"/>
         </w:rPr>
-        <w:t xml:space="preserve">Ma pièce : je la prépare ici, puis je la rends</w:t>
+        <w:t xml:space="preserve">Ma pièce : brouillon ici, feuille jointe si nécessaire</w:t>
       </w:r>
     </w:p>
     <w:tbl>
@@ -14079,7 +14079,7 @@
                           </pic:cNvPicPr>
                         </pic:nvPicPr>
                         <pic:blipFill>
-                          <a:blip r:embed="rId37" cstate="none"/>
+                          <a:blip r:embed="rId39" cstate="none"/>
                           <a:srcRect/>
                           <a:stretch>
                             <a:fillRect/>
@@ -15517,7 +15517,7 @@
           <w:sz w:val="28"/>
           <w:szCs w:val="28"/>
         </w:rPr>
-        <w:t xml:space="preserve">Ma pièce : je la prépare ici, puis je la rends</w:t>
+        <w:t xml:space="preserve">Ma pièce : brouillon ici, feuille jointe si nécessaire</w:t>
       </w:r>
     </w:p>
     <w:tbl>
@@ -15816,7 +15816,7 @@
                           </pic:cNvPicPr>
                         </pic:nvPicPr>
                         <pic:blipFill>
-                          <a:blip r:embed="rId38" cstate="none"/>
+                          <a:blip r:embed="rId40" cstate="none"/>
                           <a:srcRect/>
                           <a:stretch>
                             <a:fillRect/>
@@ -18995,8 +18995,412 @@
         </w:tc>
       </w:tr>
     </w:tbl>
+    <w:p>
+      <w:pPr>
+        <w:sectPr>
+          <w:footerReference w:type="default" r:id="rId27"/>
+          <w:pgSz w:w="11906" w:h="16838" w:orient="portrait"/>
+          <w:pgMar w:top="624" w:right="680" w:bottom="1191" w:left="680" w:header="708" w:footer="284" w:gutter="0"/>
+          <w:pgNumType/>
+          <w:docGrid w:linePitch="360"/>
+        </w:sectPr>
+      </w:pPr>
+    </w:p>
+    <w:p>
+      <w:pPr>
+        <w:spacing w:after="100"/>
+      </w:pPr>
+      <w:r>
+        <w:rPr>
+          <w:rFonts w:ascii="Trebuchet MS" w:cs="Trebuchet MS" w:eastAsia="Trebuchet MS" w:hAnsi="Trebuchet MS"/>
+          <w:b/>
+          <w:bCs/>
+          <w:color w:val="1B3A63"/>
+          <w:sz w:val="44"/>
+          <w:szCs w:val="44"/>
+        </w:rPr>
+        <w:t xml:space="preserve">Du cours à une décision professionnelle</w:t>
+      </w:r>
+    </w:p>
+    <w:p>
+      <w:pPr>
+        <w:spacing w:after="40" w:line="260"/>
+      </w:pPr>
+      <w:r>
+        <w:rPr>
+          <w:rFonts w:ascii="Calibri" w:cs="Calibri" w:eastAsia="Calibri" w:hAnsi="Calibri"/>
+          <w:b/>
+          <w:bCs/>
+          <w:color w:val="1B3A63"/>
+          <w:sz w:val="28"/>
+          <w:szCs w:val="28"/>
+        </w:rPr>
+        <w:t xml:space="preserve">D’où vient la situation ?</w:t>
+      </w:r>
+    </w:p>
+    <w:p>
+      <w:pPr>
+        <w:spacing w:after="40" w:line="260"/>
+      </w:pPr>
+      <w:r>
+        <w:rPr>
+          <w:rFonts w:ascii="Calibri" w:cs="Calibri" w:eastAsia="Calibri" w:hAnsi="Calibri"/>
+          <w:color w:val="10233C"/>
+          <w:sz w:val="28"/>
+          <w:szCs w:val="28"/>
+        </w:rPr>
+        <w:t xml:space="preserve">Le carnet fournit une commande fictive. Le QR ouvre le cours associé. Une mission peut rester une analyse qualitative. Si elle demande une fiche machine, un plan, un CCTP ou un relevé absent, le formateur le fournit avant l’activité, ou fait identifier les informations manquantes. On n’invente pas une donnée réelle.</w:t>
+      </w:r>
+    </w:p>
+    <w:p>
+      <w:pPr>
+        <w:spacing w:after="0" w:before="0" w:line="113" w:lineRule="exact"/>
+      </w:pPr>
+    </w:p>
+    <w:p>
+      <w:pPr>
+        <w:spacing w:after="40" w:line="260"/>
+      </w:pPr>
+      <w:r>
+        <w:rPr>
+          <w:rFonts w:ascii="Calibri" w:cs="Calibri" w:eastAsia="Calibri" w:hAnsi="Calibri"/>
+          <w:b/>
+          <w:bCs/>
+          <w:color w:val="1B3A63"/>
+          <w:sz w:val="28"/>
+          <w:szCs w:val="28"/>
+        </w:rPr>
+        <w:t xml:space="preserve">Avec un sujet de BTS ou un chantier d’alternant</w:t>
+      </w:r>
+    </w:p>
+    <w:p>
+      <w:pPr>
+        <w:spacing w:after="40" w:line="260"/>
+      </w:pPr>
+      <w:r>
+        <w:rPr>
+          <w:rFonts w:ascii="Calibri" w:cs="Calibri" w:eastAsia="Calibri" w:hAnsi="Calibri"/>
+          <w:color w:val="10233C"/>
+          <w:sz w:val="28"/>
+          <w:szCs w:val="28"/>
+        </w:rPr>
+        <w:t xml:space="preserve">Conserver l’objectif de la mission et joindre les seules annexes utiles, avec leur origine et leur date. Pour une entreprise : autorisation, anonymisation et retrait des données sensibles. Pour un sujet de BTS : vérifier l’adéquation au TP TECVC. Un corrigé ne fait pas partie du dossier élève.</w:t>
+      </w:r>
+    </w:p>
+    <w:p>
+      <w:pPr>
+        <w:spacing w:after="0" w:before="0" w:line="113" w:lineRule="exact"/>
+      </w:pPr>
+    </w:p>
+    <w:p>
+      <w:pPr>
+        <w:spacing w:after="40" w:line="260"/>
+      </w:pPr>
+      <w:r>
+        <w:rPr>
+          <w:rFonts w:ascii="Calibri" w:cs="Calibri" w:eastAsia="Calibri" w:hAnsi="Calibri"/>
+          <w:b/>
+          <w:bCs/>
+          <w:color w:val="1B3A63"/>
+          <w:sz w:val="28"/>
+          <w:szCs w:val="28"/>
+        </w:rPr>
+        <w:t xml:space="preserve">Une aide qui diminue</w:t>
+      </w:r>
+    </w:p>
+    <w:p>
+      <w:pPr>
+        <w:spacing w:after="40" w:line="260"/>
+      </w:pPr>
+      <w:r>
+        <w:rPr>
+          <w:rFonts w:ascii="Calibri" w:cs="Calibri" w:eastAsia="Calibri" w:hAnsi="Calibri"/>
+          <w:color w:val="10233C"/>
+          <w:sz w:val="28"/>
+          <w:szCs w:val="28"/>
+        </w:rPr>
+        <w:t xml:space="preserve">P1–P2 : les questions indiquent l’écran utile. P3–P5 : chercher soi-même dans le cours ; demander l’indice au professeur si nécessaire. Terminer chaque mission par une justification individuelle, sans le cours, puis expliquer ce qui changerait si une donnée du cas changeait.</w:t>
+      </w:r>
+    </w:p>
+    <w:p>
+      <w:pPr>
+        <w:spacing w:after="0" w:before="0" w:line="113" w:lineRule="exact"/>
+      </w:pPr>
+    </w:p>
+    <w:p>
+      <w:pPr>
+        <w:spacing w:after="40" w:line="260"/>
+      </w:pPr>
+      <w:r>
+        <w:rPr>
+          <w:rFonts w:ascii="Calibri" w:cs="Calibri" w:eastAsia="Calibri" w:hAnsi="Calibri"/>
+          <w:b/>
+          <w:bCs/>
+          <w:color w:val="1B3A63"/>
+          <w:sz w:val="28"/>
+          <w:szCs w:val="28"/>
+        </w:rPr>
+        <w:t xml:space="preserve">Ce qui est évalué</w:t>
+      </w:r>
+    </w:p>
+    <w:p>
+      <w:pPr>
+        <w:spacing w:after="40" w:line="260"/>
+      </w:pPr>
+      <w:r>
+        <w:rPr>
+          <w:rFonts w:ascii="Calibri" w:cs="Calibri" w:eastAsia="Calibri" w:hAnsi="Calibri"/>
+          <w:color w:val="10233C"/>
+          <w:sz w:val="28"/>
+          <w:szCs w:val="28"/>
+        </w:rPr>
+        <w:t xml:space="preserve">Quatre critères : données et limites identifiées ; source pertinente et datée ; raisonnement ou calcul vérifiable ; décision expliquée au client. Le quiz contrôle des connaissances. Le professeur apprécie séparément la production et l’autonomie avec les niveaux 0 à 4. Les badges internes ne délivrent ni diplôme ni habilitation.</w:t>
+      </w:r>
+    </w:p>
+    <w:p>
+      <w:pPr>
+        <w:spacing w:after="0" w:before="0" w:line="113" w:lineRule="exact"/>
+      </w:pPr>
+    </w:p>
+    <w:p>
+      <w:pPr>
+        <w:spacing w:after="40" w:line="260"/>
+      </w:pPr>
+      <w:r>
+        <w:rPr>
+          <w:rFonts w:ascii="Calibri" w:cs="Calibri" w:eastAsia="Calibri" w:hAnsi="Calibri"/>
+          <w:b/>
+          <w:bCs/>
+          <w:color w:val="1B3A63"/>
+          <w:sz w:val="28"/>
+          <w:szCs w:val="28"/>
+        </w:rPr>
+        <w:t xml:space="preserve">Temps et trace</w:t>
+      </w:r>
+    </w:p>
+    <w:p>
+      <w:pPr>
+        <w:spacing w:after="40" w:line="260"/>
+      </w:pPr>
+      <w:r>
+        <w:rPr>
+          <w:rFonts w:ascii="Calibri" w:cs="Calibri" w:eastAsia="Calibri" w:hAnsi="Calibri"/>
+          <w:color w:val="10233C"/>
+          <w:sz w:val="28"/>
+          <w:szCs w:val="28"/>
+        </w:rPr>
+        <w:t xml:space="preserve">Les durées des missions sont des estimations de travail guidé, pas une mesure du temps nécessaire à la maîtrise. Ajouter la recherche documentaire, la correction et l’oral. Rendre les pièces longues sur une feuille jointe : les lignes du carnet servent aussi de brouillon.</w:t>
+      </w:r>
+    </w:p>
+    <w:p>
+      <w:pPr>
+        <w:spacing w:after="0" w:before="0" w:line="113" w:lineRule="exact"/>
+      </w:pPr>
+    </w:p>
+    <w:p>
+      <w:pPr>
+        <w:sectPr>
+          <w:footerReference w:type="default" r:id="rId28"/>
+          <w:pgSz w:w="11906" w:h="16838" w:orient="portrait"/>
+          <w:pgMar w:top="624" w:right="680" w:bottom="1191" w:left="680" w:header="708" w:footer="284" w:gutter="0"/>
+          <w:pgNumType/>
+          <w:docGrid w:linePitch="360"/>
+        </w:sectPr>
+      </w:pPr>
+    </w:p>
+    <w:p>
+      <w:pPr>
+        <w:spacing w:after="100"/>
+      </w:pPr>
+      <w:r>
+        <w:rPr>
+          <w:rFonts w:ascii="Trebuchet MS" w:cs="Trebuchet MS" w:eastAsia="Trebuchet MS" w:hAnsi="Trebuchet MS"/>
+          <w:b/>
+          <w:bCs/>
+          <w:color w:val="1B3A63"/>
+          <w:sz w:val="44"/>
+          <w:szCs w:val="44"/>
+        </w:rPr>
+        <w:t xml:space="preserve">Mission finale : défendre un conseil au client</w:t>
+      </w:r>
+    </w:p>
+    <w:p>
+      <w:pPr>
+        <w:spacing w:after="40" w:line="260"/>
+      </w:pPr>
+      <w:r>
+        <w:rPr>
+          <w:rFonts w:ascii="Calibri" w:cs="Calibri" w:eastAsia="Calibri" w:hAnsi="Calibri"/>
+          <w:b/>
+          <w:bCs/>
+          <w:color w:val="1B3A63"/>
+          <w:sz w:val="28"/>
+          <w:szCs w:val="28"/>
+        </w:rPr>
+        <w:t xml:space="preserve">La commande et les ressources</w:t>
+      </w:r>
+    </w:p>
+    <w:p>
+      <w:pPr>
+        <w:spacing w:after="40" w:line="260"/>
+      </w:pPr>
+      <w:r>
+        <w:rPr>
+          <w:rFonts w:ascii="Calibri" w:cs="Calibri" w:eastAsia="Calibri" w:hAnsi="Calibri"/>
+          <w:color w:val="10233C"/>
+          <w:sz w:val="28"/>
+          <w:szCs w:val="28"/>
+        </w:rPr>
+        <w:t xml:space="preserve">Reprendre le cas fictif PAC chez le voisin, avec ses deux implantations et ses données de calcul. Le propriétaire demande une recommandation compréhensible, les points à vérifier avant travaux et les limites de l’étude. Utiliser le carnet, les cours et leurs sources. Ce dossier réglementaire ne remplace pas le dimensionnement complet d’une installation.</w:t>
+      </w:r>
+    </w:p>
+    <w:p>
+      <w:pPr>
+        <w:spacing w:after="0" w:before="0" w:line="113" w:lineRule="exact"/>
+      </w:pPr>
+    </w:p>
+    <w:p>
+      <w:pPr>
+        <w:spacing w:after="40" w:line="260"/>
+      </w:pPr>
+      <w:r>
+        <w:rPr>
+          <w:rFonts w:ascii="Calibri" w:cs="Calibri" w:eastAsia="Calibri" w:hAnsi="Calibri"/>
+          <w:b/>
+          <w:bCs/>
+          <w:color w:val="1B3A63"/>
+          <w:sz w:val="28"/>
+          <w:szCs w:val="28"/>
+        </w:rPr>
+        <w:t xml:space="preserve">Le travail demandé</w:t>
+      </w:r>
+    </w:p>
+    <w:p>
+      <w:pPr>
+        <w:spacing w:after="40" w:line="260"/>
+      </w:pPr>
+      <w:r>
+        <w:rPr>
+          <w:rFonts w:ascii="Calibri" w:cs="Calibri" w:eastAsia="Calibri" w:hAnsi="Calibri"/>
+          <w:color w:val="10233C"/>
+          <w:sz w:val="28"/>
+          <w:szCs w:val="28"/>
+        </w:rPr>
+        <w:t xml:space="preserve">Préparer individuellement trois pages maximum : 1) schéma d’implantation des deux options et hypothèses ; 2) comparaison acoustique chiffrée et conseil argumenté ; 3) vérifications à effectuer pour les intervenants, le fluide, les déchets et les formalités. Distinguer faits disponibles, hypothèses et pièces à demander. Ne pas appliquer automatiquement la RE2020 à ce remplacement dans l’existant.</w:t>
+      </w:r>
+    </w:p>
+    <w:p>
+      <w:pPr>
+        <w:spacing w:after="0" w:before="0" w:line="113" w:lineRule="exact"/>
+      </w:pPr>
+    </w:p>
+    <w:p>
+      <w:pPr>
+        <w:spacing w:after="40" w:line="260"/>
+      </w:pPr>
+      <w:r>
+        <w:rPr>
+          <w:rFonts w:ascii="Calibri" w:cs="Calibri" w:eastAsia="Calibri" w:hAnsi="Calibri"/>
+          <w:b/>
+          <w:bCs/>
+          <w:color w:val="1B3A63"/>
+          <w:sz w:val="28"/>
+          <w:szCs w:val="28"/>
+        </w:rPr>
+        <w:t xml:space="preserve">Le déroulement</w:t>
+      </w:r>
+    </w:p>
+    <w:p>
+      <w:pPr>
+        <w:spacing w:after="40" w:line="260"/>
+      </w:pPr>
+      <w:r>
+        <w:rPr>
+          <w:rFonts w:ascii="Calibri" w:cs="Calibri" w:eastAsia="Calibri" w:hAnsi="Calibri"/>
+          <w:color w:val="10233C"/>
+          <w:sz w:val="28"/>
+          <w:szCs w:val="28"/>
+        </w:rPr>
+        <w:t xml:space="preserve">Prévoir deux heures de préparation après les missions utiles, puis cinq minutes de présentation et cinq minutes d’échange par élève. Le formateur peut adapter cette durée. Pendant l’oral, il change une donnée du cas : l’élève explique ce qu’il faut recalculer ou revérifier, sans recevoir la solution.</w:t>
+      </w:r>
+    </w:p>
+    <w:p>
+      <w:pPr>
+        <w:spacing w:after="0" w:before="0" w:line="113" w:lineRule="exact"/>
+      </w:pPr>
+    </w:p>
+    <w:p>
+      <w:pPr>
+        <w:spacing w:after="40" w:line="260"/>
+      </w:pPr>
+      <w:r>
+        <w:rPr>
+          <w:rFonts w:ascii="Calibri" w:cs="Calibri" w:eastAsia="Calibri" w:hAnsi="Calibri"/>
+          <w:b/>
+          <w:bCs/>
+          <w:color w:val="1B3A63"/>
+          <w:sz w:val="28"/>
+          <w:szCs w:val="28"/>
+        </w:rPr>
+        <w:t xml:space="preserve">Les critères de réussite</w:t>
+      </w:r>
+    </w:p>
+    <w:p>
+      <w:pPr>
+        <w:spacing w:after="40" w:line="260"/>
+      </w:pPr>
+      <w:r>
+        <w:rPr>
+          <w:rFonts w:ascii="Calibri" w:cs="Calibri" w:eastAsia="Calibri" w:hAnsi="Calibri"/>
+          <w:color w:val="10233C"/>
+          <w:sz w:val="28"/>
+          <w:szCs w:val="28"/>
+        </w:rPr>
+        <w:t xml:space="preserve">Identifier Lw et Lp, montrer la comparaison des implantations et le calcul logarithmique, ne pas transformer une estimation en garantie réglementaire, proposer les vérifications pertinentes et répondre au changement de donnée. Positionner chacun des quatre critères de la page précédente de 0 à 4 ; garder la preuve individuelle et les aides reçues.</w:t>
+      </w:r>
+    </w:p>
+    <w:p>
+      <w:pPr>
+        <w:spacing w:after="0" w:before="0" w:line="113" w:lineRule="exact"/>
+      </w:pPr>
+    </w:p>
+    <w:p>
+      <w:pPr>
+        <w:spacing w:after="40" w:line="260"/>
+      </w:pPr>
+      <w:r>
+        <w:rPr>
+          <w:rFonts w:ascii="Calibri" w:cs="Calibri" w:eastAsia="Calibri" w:hAnsi="Calibri"/>
+          <w:b/>
+          <w:bCs/>
+          <w:color w:val="1B3A63"/>
+          <w:sz w:val="28"/>
+          <w:szCs w:val="28"/>
+        </w:rPr>
+        <w:t xml:space="preserve">Le lien avec le TP TECVC</w:t>
+      </w:r>
+    </w:p>
+    <w:p>
+      <w:pPr>
+        <w:spacing w:after="40" w:line="260"/>
+      </w:pPr>
+      <w:r>
+        <w:rPr>
+          <w:rFonts w:ascii="Calibri" w:cs="Calibri" w:eastAsia="Calibri" w:hAnsi="Calibri"/>
+          <w:color w:val="10233C"/>
+          <w:sz w:val="28"/>
+          <w:szCs w:val="28"/>
+        </w:rPr>
+        <w:t xml:space="preserve">Cette activité apporte des éléments sur l’implantation et la justification de choix CVC. Une simple note réglementaire ne prouve pas à elle seule la maîtrise complète des CP du référentiel. Le professeur croise ces observations avec les études techniques et les autres évaluations de la formation.</w:t>
+      </w:r>
+    </w:p>
+    <w:p>
+      <w:pPr>
+        <w:spacing w:after="0" w:before="0" w:line="113" w:lineRule="exact"/>
+      </w:pPr>
+    </w:p>
     <w:sectPr>
-      <w:footerReference w:type="default" r:id="rId27"/>
+      <w:footerReference w:type="default" r:id="rId29"/>
       <w:pgSz w:w="11906" w:h="16838" w:orient="portrait"/>
       <w:pgMar w:top="624" w:right="680" w:bottom="1191" w:left="680" w:header="708" w:footer="284" w:gutter="0"/>
       <w:pgNumType/>
@@ -19773,6 +20177,104 @@
         <w:szCs w:val="28"/>
       </w:rPr>
       <w:t xml:space="preserve">	codes 2/2</w:t>
+    </w:r>
+  </w:p>
+</w:ftr>
+</file>
+
+<file path=word/footer23.xml><?xml version="1.0" encoding="utf-8"?>
+<w:ftr xmlns:wpc="http://schemas.microsoft.com/office/word/2010/wordprocessingCanvas" xmlns:mc="http://schemas.openxmlformats.org/markup-compatibility/2006" xmlns:o="urn:schemas-microsoft-com:office:office" xmlns:r="http://schemas.openxmlformats.org/officeDocument/2006/relationships" xmlns:m="http://schemas.openxmlformats.org/officeDocument/2006/math" xmlns:v="urn:schemas-microsoft-com:vml" xmlns:wp14="http://schemas.microsoft.com/office/word/2010/wordprocessingDrawing" xmlns:wp="http://schemas.openxmlformats.org/drawingml/2006/wordprocessingDrawing" xmlns:w10="urn:schemas-microsoft-com:office:word" xmlns:w="http://schemas.openxmlformats.org/wordprocessingml/2006/main" xmlns:w14="http://schemas.microsoft.com/office/word/2010/wordml" xmlns:w15="http://schemas.microsoft.com/office/word/2012/wordml" xmlns:wpg="http://schemas.microsoft.com/office/word/2010/wordprocessingGroup" xmlns:wpi="http://schemas.microsoft.com/office/word/2010/wordprocessingInk" xmlns:wne="http://schemas.microsoft.com/office/word/2006/wordml" xmlns:wps="http://schemas.microsoft.com/office/word/2010/wordprocessingShape">
+  <w:p>
+    <w:pPr>
+      <w:pBdr>
+        <w:top w:val="single" w:color="E8914A" w:sz="8" w:space="3"/>
+      </w:pBdr>
+      <w:spacing w:after="0"/>
+    </w:pPr>
+    <w:r>
+      <w:rPr>
+        <w:rFonts w:ascii="Calibri" w:cs="Calibri" w:eastAsia="Calibri" w:hAnsi="Calibri"/>
+        <w:b/>
+        <w:bCs/>
+        <w:color w:val="1B3A63"/>
+        <w:sz w:val="28"/>
+        <w:szCs w:val="28"/>
+      </w:rPr>
+      <w:t xml:space="preserve">TP TECVC · critères et autonomie</w:t>
+    </w:r>
+  </w:p>
+  <w:p>
+    <w:pPr>
+      <w:tabs>
+        <w:tab w:val="right" w:pos="10546"/>
+      </w:tabs>
+    </w:pPr>
+    <w:r>
+      <w:rPr>
+        <w:rFonts w:ascii="Calibri" w:cs="Calibri" w:eastAsia="Calibri" w:hAnsi="Calibri"/>
+        <w:color w:val="56657A"/>
+        <w:sz w:val="28"/>
+        <w:szCs w:val="28"/>
+      </w:rPr>
+      <w:t xml:space="preserve">inerWeb · Législation · Clim’Études Sud</w:t>
+    </w:r>
+    <w:r>
+      <w:rPr>
+        <w:rFonts w:ascii="Calibri" w:cs="Calibri" w:eastAsia="Calibri" w:hAnsi="Calibri"/>
+        <w:color w:val="56657A"/>
+        <w:sz w:val="28"/>
+        <w:szCs w:val="28"/>
+      </w:rPr>
+      <w:t xml:space="preserve">	guide pédagogique</w:t>
+    </w:r>
+  </w:p>
+</w:ftr>
+</file>
+
+<file path=word/footer24.xml><?xml version="1.0" encoding="utf-8"?>
+<w:ftr xmlns:wpc="http://schemas.microsoft.com/office/word/2010/wordprocessingCanvas" xmlns:mc="http://schemas.openxmlformats.org/markup-compatibility/2006" xmlns:o="urn:schemas-microsoft-com:office:office" xmlns:r="http://schemas.openxmlformats.org/officeDocument/2006/relationships" xmlns:m="http://schemas.openxmlformats.org/officeDocument/2006/math" xmlns:v="urn:schemas-microsoft-com:vml" xmlns:wp14="http://schemas.microsoft.com/office/word/2010/wordprocessingDrawing" xmlns:wp="http://schemas.openxmlformats.org/drawingml/2006/wordprocessingDrawing" xmlns:w10="urn:schemas-microsoft-com:office:word" xmlns:w="http://schemas.openxmlformats.org/wordprocessingml/2006/main" xmlns:w14="http://schemas.microsoft.com/office/word/2010/wordml" xmlns:w15="http://schemas.microsoft.com/office/word/2012/wordml" xmlns:wpg="http://schemas.microsoft.com/office/word/2010/wordprocessingGroup" xmlns:wpi="http://schemas.microsoft.com/office/word/2010/wordprocessingInk" xmlns:wne="http://schemas.microsoft.com/office/word/2006/wordml" xmlns:wps="http://schemas.microsoft.com/office/word/2010/wordprocessingShape">
+  <w:p>
+    <w:pPr>
+      <w:pBdr>
+        <w:top w:val="single" w:color="E8914A" w:sz="8" w:space="3"/>
+      </w:pBdr>
+      <w:spacing w:after="0"/>
+    </w:pPr>
+    <w:r>
+      <w:rPr>
+        <w:rFonts w:ascii="Calibri" w:cs="Calibri" w:eastAsia="Calibri" w:hAnsi="Calibri"/>
+        <w:b/>
+        <w:bCs/>
+        <w:color w:val="1B3A63"/>
+        <w:sz w:val="28"/>
+        <w:szCs w:val="28"/>
+      </w:rPr>
+      <w:t xml:space="preserve">TP TECVC · critères et autonomie</w:t>
+    </w:r>
+  </w:p>
+  <w:p>
+    <w:pPr>
+      <w:tabs>
+        <w:tab w:val="right" w:pos="10546"/>
+      </w:tabs>
+    </w:pPr>
+    <w:r>
+      <w:rPr>
+        <w:rFonts w:ascii="Calibri" w:cs="Calibri" w:eastAsia="Calibri" w:hAnsi="Calibri"/>
+        <w:color w:val="56657A"/>
+        <w:sz w:val="28"/>
+        <w:szCs w:val="28"/>
+      </w:rPr>
+      <w:t xml:space="preserve">inerWeb · Législation · Clim’Études Sud</w:t>
+    </w:r>
+    <w:r>
+      <w:rPr>
+        <w:rFonts w:ascii="Calibri" w:cs="Calibri" w:eastAsia="Calibri" w:hAnsi="Calibri"/>
+        <w:color w:val="56657A"/>
+        <w:sz w:val="28"/>
+        <w:szCs w:val="28"/>
+      </w:rPr>
+      <w:t xml:space="preserve">	guide pédagogique</w:t>
     </w:r>
   </w:p>
 </w:ftr>
